--- a/Новая_версия/День_3_Дерево_решений.docx
+++ b/Новая_версия/День_3_Дерево_решений.docx
@@ -15,6 +15,141 @@
           <w:rFonts w:ascii="Times New Roman" w:hAnsi="Times New Roman"/>
         </w:rPr>
         <w:t>Задания по выбору оптимального решения с помощью дерева решений</w:t>
+      </w:r>
+    </w:p>
+    <w:p>
+      <w:pPr>
+        <w:pStyle w:val="Standard"/>
+        <w:spacing w:line="285" w:lineRule="atLeast"/>
+        <w:rPr>
+          <w:rFonts w:ascii="Times New Roman" w:hAnsi="Times New Roman"/>
+        </w:rPr>
+      </w:pPr>
+      <w:r>
+        <w:rPr>
+          <w:rFonts w:ascii="Times New Roman" w:hAnsi="Times New Roman"/>
+        </w:rPr>
+        <w:t xml:space="preserve"/>
+      </w:r>
+    </w:p>
+    <w:p>
+      <w:pPr>
+        <w:pStyle w:val="Standard"/>
+        <w:spacing w:line="285" w:lineRule="atLeast"/>
+        <w:rPr>
+          <w:rFonts w:ascii="Times New Roman" w:hAnsi="Times New Roman"/>
+        </w:rPr>
+      </w:pPr>
+      <w:r>
+        <w:rPr>
+          <w:rFonts w:ascii="Times New Roman" w:hAnsi="Times New Roman"/>
+        </w:rPr>
+        <w:t xml:space="preserve">Исходные данные и общие требования к программе</w:t>
+      </w:r>
+    </w:p>
+    <w:p>
+      <w:pPr>
+        <w:pStyle w:val="Standard"/>
+        <w:spacing w:line="285" w:lineRule="atLeast"/>
+        <w:rPr>
+          <w:rFonts w:ascii="Times New Roman" w:hAnsi="Times New Roman"/>
+        </w:rPr>
+      </w:pPr>
+      <w:r>
+        <w:rPr>
+          <w:rFonts w:ascii="Times New Roman" w:hAnsi="Times New Roman"/>
+        </w:rPr>
+        <w:t xml:space="preserve">- Все задания выполняются в одной программе Windows Forms: ввод данных, расчёты, деревья, таблицы, графики и выводы. Расчёты вне программы (вручную, в Excel, в онлайн-калькуляторах) в зачёт не идут</w:t>
+      </w:r>
+    </w:p>
+    <w:p>
+      <w:pPr>
+        <w:pStyle w:val="Standard"/>
+        <w:spacing w:line="285" w:lineRule="atLeast"/>
+        <w:rPr>
+          <w:rFonts w:ascii="Times New Roman" w:hAnsi="Times New Roman"/>
+        </w:rPr>
+      </w:pPr>
+      <w:r>
+        <w:rPr>
+          <w:rFonts w:ascii="Times New Roman" w:hAnsi="Times New Roman"/>
+        </w:rPr>
+        <w:t xml:space="preserve">- Данные, приведённые в тексте заданий, — демонстрационные (вариант 0). Каждый студент выполняет задания по данным своего варианта из документа «Варианты_День_3» (номер варианта — номер компьютера)</w:t>
+      </w:r>
+    </w:p>
+    <w:p>
+      <w:pPr>
+        <w:pStyle w:val="Standard"/>
+        <w:spacing w:line="285" w:lineRule="atLeast"/>
+        <w:rPr>
+          <w:rFonts w:ascii="Times New Roman" w:hAnsi="Times New Roman"/>
+        </w:rPr>
+      </w:pPr>
+      <w:r>
+        <w:rPr>
+          <w:rFonts w:ascii="Times New Roman" w:hAnsi="Times New Roman"/>
+        </w:rPr>
+        <w:t xml:space="preserve">- В каждом задании программа поддерживает три способа задания исходных данных:</w:t>
+      </w:r>
+    </w:p>
+    <w:p>
+      <w:pPr>
+        <w:pStyle w:val="Standard"/>
+        <w:spacing w:line="285" w:lineRule="atLeast"/>
+        <w:rPr>
+          <w:rFonts w:ascii="Times New Roman" w:hAnsi="Times New Roman"/>
+        </w:rPr>
+      </w:pPr>
+      <w:r>
+        <w:rPr>
+          <w:rFonts w:ascii="Times New Roman" w:hAnsi="Times New Roman"/>
+        </w:rPr>
+        <w:t xml:space="preserve">  а) заданные данные — при выборе номера варианта (NumericUpDown или ComboBox) в форму загружаются данные этого варианта;</w:t>
+      </w:r>
+    </w:p>
+    <w:p>
+      <w:pPr>
+        <w:pStyle w:val="Standard"/>
+        <w:spacing w:line="285" w:lineRule="atLeast"/>
+        <w:rPr>
+          <w:rFonts w:ascii="Times New Roman" w:hAnsi="Times New Roman"/>
+        </w:rPr>
+      </w:pPr>
+      <w:r>
+        <w:rPr>
+          <w:rFonts w:ascii="Times New Roman" w:hAnsi="Times New Roman"/>
+        </w:rPr>
+        <w:t xml:space="preserve">  б) ввод и редактирование пользователем — все параметры (стоимости, прибыли, вероятности, таблица выручки) отображаются в редактируемых элементах (NumericUpDown, DataGridView), после изменения дерево и решение пересчитываются;</w:t>
+      </w:r>
+    </w:p>
+    <w:p>
+      <w:pPr>
+        <w:pStyle w:val="Standard"/>
+        <w:spacing w:line="285" w:lineRule="atLeast"/>
+        <w:rPr>
+          <w:rFonts w:ascii="Times New Roman" w:hAnsi="Times New Roman"/>
+        </w:rPr>
+      </w:pPr>
+      <w:r>
+        <w:rPr>
+          <w:rFonts w:ascii="Times New Roman" w:hAnsi="Times New Roman"/>
+        </w:rPr>
+        <w:t xml:space="preserve">  в) случайные данные — кнопка «Случайные данные» заполняет поля случайными значениями в пределах, заданных на форме; вероятности генерируются так, чтобы в каждом случайном узле их сумма была равна 1</w:t>
+      </w:r>
+    </w:p>
+    <w:p>
+      <w:pPr>
+        <w:pStyle w:val="Standard"/>
+        <w:spacing w:line="285" w:lineRule="atLeast"/>
+        <w:rPr>
+          <w:rFonts w:ascii="Times New Roman" w:hAnsi="Times New Roman"/>
+        </w:rPr>
+      </w:pPr>
+      <w:r>
+        <w:rPr>
+          <w:rFonts w:ascii="Times New Roman" w:hAnsi="Times New Roman"/>
+        </w:rPr>
+        <w:t xml:space="preserve">- На форме всегда показано, какой источник данных используется; при любом источнике данные проходят одну и ту же проверку корректности (см. задание 1.4)</w:t>
       </w:r>
     </w:p>
     <w:p>
@@ -2196,7 +2331,7 @@
               <w:rPr>
                 <w:rFonts w:ascii="Times New Roman" w:hAnsi="Times New Roman" w:cs="Times New Roman"/>
               </w:rPr>
-              <w:t xml:space="preserve">55</w:t>
+              <w:t xml:space="preserve">50</w:t>
             </w:r>
           </w:p>
         </w:tc>
@@ -2235,7 +2370,7 @@
               <w:rPr>
                 <w:rFonts w:ascii="Times New Roman" w:hAnsi="Times New Roman" w:cs="Times New Roman"/>
               </w:rPr>
-              <w:t xml:space="preserve">55</w:t>
+              <w:t xml:space="preserve">50</w:t>
             </w:r>
           </w:p>
         </w:tc>
@@ -2274,7 +2409,7 @@
               <w:rPr>
                 <w:rFonts w:ascii="Times New Roman" w:hAnsi="Times New Roman" w:cs="Times New Roman"/>
               </w:rPr>
-              <w:t xml:space="preserve">70</w:t>
+              <w:t xml:space="preserve">65</w:t>
             </w:r>
           </w:p>
         </w:tc>
@@ -2313,7 +2448,7 @@
               <w:rPr>
                 <w:rFonts w:ascii="Times New Roman" w:hAnsi="Times New Roman" w:cs="Times New Roman"/>
               </w:rPr>
-              <w:t xml:space="preserve">65</w:t>
+              <w:t xml:space="preserve">60</w:t>
             </w:r>
           </w:p>
         </w:tc>
@@ -2352,7 +2487,7 @@
               <w:rPr>
                 <w:rFonts w:ascii="Times New Roman" w:hAnsi="Times New Roman" w:cs="Times New Roman"/>
               </w:rPr>
-              <w:t xml:space="preserve">50</w:t>
+              <w:t xml:space="preserve">45</w:t>
             </w:r>
           </w:p>
         </w:tc>
@@ -2411,6 +2546,45 @@
               <w:rPr>
                 <w:rFonts w:ascii="Times New Roman" w:hAnsi="Times New Roman" w:cs="Times New Roman"/>
               </w:rPr>
+              <w:t xml:space="preserve">Источники исходных данных: варианты, ручной ввод, случайная генерация</w:t>
+            </w:r>
+          </w:p>
+        </w:tc>
+        <w:tc>
+          <w:tcPr>
+            <w:tcW w:w="2000" w:type="dxa"/>
+            <w:vAlign w:val="center"/>
+          </w:tcPr>
+          <w:p>
+            <w:pPr>
+              <w:keepNext/>
+              <w:spacing w:before="20" w:after="20"/>
+              <w:jc w:val="center"/>
+            </w:pPr>
+            <w:r>
+              <w:rPr>
+                <w:rFonts w:ascii="Times New Roman" w:hAnsi="Times New Roman" w:cs="Times New Roman"/>
+              </w:rPr>
+              <w:t xml:space="preserve">30</w:t>
+            </w:r>
+          </w:p>
+        </w:tc>
+      </w:tr>
+      <w:tr>
+        <w:tc>
+          <w:tcPr>
+            <w:tcW w:w="7438" w:type="dxa"/>
+            <w:vAlign w:val="center"/>
+          </w:tcPr>
+          <w:p>
+            <w:pPr>
+              <w:keepNext/>
+              <w:spacing w:before="20" w:after="20"/>
+            </w:pPr>
+            <w:r>
+              <w:rPr>
+                <w:rFonts w:ascii="Times New Roman" w:hAnsi="Times New Roman" w:cs="Times New Roman"/>
+              </w:rPr>
               <w:t xml:space="preserve">Тестирование программы</w:t>
             </w:r>
           </w:p>
@@ -2430,7 +2604,7 @@
               <w:rPr>
                 <w:rFonts w:ascii="Times New Roman" w:hAnsi="Times New Roman" w:cs="Times New Roman"/>
               </w:rPr>
-              <w:t xml:space="preserve">15</w:t>
+              <w:t xml:space="preserve">10</w:t>
             </w:r>
           </w:p>
         </w:tc>
